--- a/Пояснительная записка.docx
+++ b/Пояснительная записка.docx
@@ -4,6 +4,7 @@
   <w:body>
     <w:p>
       <w:pPr>
+        <w:spacing w:before="120" w:after="120" w:line="360" w:lineRule="auto"/>
         <w:jc w:val="both"/>
         <w:rPr>
           <w:rFonts w:ascii="Arial" w:hAnsi="Arial" w:cs="Arial"/>
@@ -33,36 +34,13 @@
             <w:rFonts w:ascii="Arial" w:hAnsi="Arial" w:cs="Arial"/>
             <w:lang w:val="ru-RU"/>
           </w:rPr>
-          <w:t>сс</w:t>
-        </w:r>
-        <w:r>
-          <w:rPr>
-            <w:rStyle w:val="Hyperlink"/>
-            <w:rFonts w:ascii="Arial" w:hAnsi="Arial" w:cs="Arial"/>
-            <w:lang w:val="ru-RU"/>
-          </w:rPr>
-          <w:t>ы</w:t>
-        </w:r>
-        <w:r>
-          <w:rPr>
-            <w:rStyle w:val="Hyperlink"/>
-            <w:rFonts w:ascii="Arial" w:hAnsi="Arial" w:cs="Arial"/>
-            <w:lang w:val="ru-RU"/>
-          </w:rPr>
-          <w:t>л</w:t>
-        </w:r>
-        <w:r>
-          <w:rPr>
-            <w:rStyle w:val="Hyperlink"/>
-            <w:rFonts w:ascii="Arial" w:hAnsi="Arial" w:cs="Arial"/>
-            <w:lang w:val="ru-RU"/>
-          </w:rPr>
-          <w:t>ке</w:t>
+          <w:t>ссылке</w:t>
         </w:r>
       </w:hyperlink>
     </w:p>
     <w:p>
       <w:pPr>
+        <w:spacing w:line="360" w:lineRule="auto"/>
         <w:jc w:val="both"/>
         <w:rPr>
           <w:rFonts w:ascii="Arial" w:hAnsi="Arial" w:cs="Arial"/>
@@ -163,31 +141,28 @@
     </w:p>
     <w:p>
       <w:pPr>
+        <w:spacing w:line="360" w:lineRule="auto"/>
         <w:jc w:val="both"/>
-        <w:rPr>
-          <w:rFonts w:ascii="Arial" w:hAnsi="Arial" w:cs="Arial"/>
-          <w:lang w:val="ru-RU"/>
-        </w:rPr>
-      </w:pPr>
-      <w:r>
         <w:rPr>
           <w:rFonts w:ascii="Arial" w:hAnsi="Arial" w:cs="Arial"/>
           <w:b/>
           <w:bCs/>
           <w:lang w:val="ru-RU"/>
         </w:rPr>
-        <w:t>Доступ к исходникам</w:t>
-      </w:r>
-      <w:r>
-        <w:rPr>
-          <w:rFonts w:ascii="Arial" w:hAnsi="Arial" w:cs="Arial"/>
-          <w:lang w:val="ru-RU"/>
-        </w:rPr>
-        <w:t xml:space="preserve">: </w:t>
+      </w:pPr>
+      <w:r>
+        <w:rPr>
+          <w:rFonts w:ascii="Arial" w:hAnsi="Arial" w:cs="Arial"/>
+          <w:b/>
+          <w:bCs/>
+          <w:lang w:val="ru-RU"/>
+        </w:rPr>
+        <w:t xml:space="preserve">Доступ к исходникам: </w:t>
       </w:r>
     </w:p>
     <w:p>
       <w:pPr>
+        <w:spacing w:line="360" w:lineRule="auto"/>
         <w:jc w:val="both"/>
         <w:rPr>
           <w:rFonts w:ascii="Arial" w:hAnsi="Arial" w:cs="Arial"/>
@@ -337,6 +312,7 @@
     </w:p>
     <w:p>
       <w:pPr>
+        <w:spacing w:line="360" w:lineRule="auto"/>
         <w:jc w:val="both"/>
         <w:rPr>
           <w:rFonts w:ascii="Arial" w:hAnsi="Arial" w:cs="Arial"/>
@@ -366,6 +342,7 @@
     </w:p>
     <w:p>
       <w:pPr>
+        <w:spacing w:after="0" w:line="360" w:lineRule="auto"/>
         <w:jc w:val="both"/>
         <w:rPr>
           <w:rFonts w:ascii="Arial" w:hAnsi="Arial" w:cs="Arial"/>
@@ -377,21 +354,7 @@
           <w:rFonts w:ascii="Arial" w:hAnsi="Arial" w:cs="Arial"/>
           <w:lang w:val="ru-RU"/>
         </w:rPr>
-        <w:t>В качестве сервера для приложения и</w:t>
-      </w:r>
-      <w:r>
-        <w:rPr>
-          <w:rFonts w:ascii="Arial" w:hAnsi="Arial" w:cs="Arial"/>
-          <w:lang w:val="ru-RU"/>
-        </w:rPr>
-        <w:t xml:space="preserve">спользуется демо-версия </w:t>
-      </w:r>
-      <w:r>
-        <w:rPr>
-          <w:rFonts w:ascii="Arial" w:hAnsi="Arial" w:cs="Arial"/>
-          <w:lang w:val="ru-RU"/>
-        </w:rPr>
-        <w:t xml:space="preserve">сервиса </w:t>
+        <w:t xml:space="preserve">В качестве сервера для приложения используется демо-версия сервиса </w:t>
       </w:r>
       <w:r>
         <w:rPr>
@@ -430,14 +393,7 @@
           <w:rFonts w:ascii="Arial" w:hAnsi="Arial" w:cs="Arial"/>
           <w:lang w:val="ru-RU"/>
         </w:rPr>
-        <w:t xml:space="preserve">-ной части приложения, особенно при первом запуске. </w:t>
-      </w:r>
-      <w:r>
-        <w:rPr>
-          <w:rFonts w:ascii="Arial" w:hAnsi="Arial" w:cs="Arial"/>
-          <w:lang w:val="ru-RU"/>
-        </w:rPr>
-        <w:t>Это заявлено на сайте сервиса «</w:t>
+        <w:t>-ной части приложения, особенно при первом запуске. Это заявлено на сайте сервиса «</w:t>
       </w:r>
       <w:r>
         <w:rPr>
@@ -645,32 +601,26 @@
           <w:rFonts w:ascii="Arial" w:hAnsi="Arial" w:cs="Arial"/>
           <w:lang w:val="ru-RU"/>
         </w:rPr>
-        <w:t>.</w:t>
-      </w:r>
-      <w:r>
-        <w:rPr>
-          <w:rFonts w:ascii="Arial" w:hAnsi="Arial" w:cs="Arial"/>
-          <w:lang w:val="ru-RU"/>
-        </w:rPr>
-        <w:t>Поэтому и</w:t>
-      </w:r>
-      <w:r>
-        <w:rPr>
-          <w:rFonts w:ascii="Arial" w:hAnsi="Arial" w:cs="Arial"/>
-          <w:lang w:val="ru-RU"/>
-        </w:rPr>
-        <w:t>ногда требуется перезапуск тестов, после их первого выполнения.</w:t>
-      </w:r>
-      <w:r>
-        <w:rPr>
-          <w:rFonts w:ascii="Arial" w:hAnsi="Arial" w:cs="Arial"/>
-          <w:lang w:val="ru-RU"/>
-        </w:rPr>
-        <w:t xml:space="preserve"> </w:t>
+        <w:t xml:space="preserve">.Поэтому </w:t>
+      </w:r>
+      <w:r>
+        <w:rPr>
+          <w:rFonts w:ascii="Arial" w:hAnsi="Arial" w:cs="Arial"/>
+          <w:lang w:val="ru-RU"/>
+        </w:rPr>
+        <w:t>первый запуск всегда «разогревочный» и если это были автотесты, лучше перезапустить их второй раз (при первом больше фейлов)</w:t>
+      </w:r>
+      <w:r>
+        <w:rPr>
+          <w:rFonts w:ascii="Arial" w:hAnsi="Arial" w:cs="Arial"/>
+          <w:lang w:val="ru-RU"/>
+        </w:rPr>
+        <w:t xml:space="preserve">. </w:t>
       </w:r>
     </w:p>
     <w:p>
       <w:pPr>
+        <w:spacing w:after="0" w:line="360" w:lineRule="auto"/>
         <w:jc w:val="both"/>
         <w:rPr>
           <w:rFonts w:ascii="Arial" w:hAnsi="Arial" w:cs="Arial"/>
@@ -719,6 +669,7 @@
     </w:p>
     <w:p>
       <w:pPr>
+        <w:spacing w:after="0" w:line="360" w:lineRule="auto"/>
         <w:jc w:val="both"/>
         <w:rPr>
           <w:rFonts w:ascii="Arial" w:hAnsi="Arial" w:cs="Arial"/>
@@ -807,30 +758,28 @@
     </w:p>
     <w:p>
       <w:pPr>
-        <w:rPr>
-          <w:rFonts w:ascii="Arial" w:hAnsi="Arial" w:cs="Arial"/>
-          <w:lang w:val="ru-RU"/>
-        </w:rPr>
-      </w:pPr>
-      <w:r>
+        <w:spacing w:before="120" w:after="120" w:line="360" w:lineRule="auto"/>
+        <w:jc w:val="both"/>
         <w:rPr>
           <w:rFonts w:ascii="Arial" w:hAnsi="Arial" w:cs="Arial"/>
           <w:b/>
           <w:bCs/>
           <w:lang w:val="ru-RU"/>
         </w:rPr>
-        <w:t>Алгоритм сортировки</w:t>
-      </w:r>
-      <w:r>
-        <w:rPr>
-          <w:rFonts w:ascii="Arial" w:hAnsi="Arial" w:cs="Arial"/>
-          <w:lang w:val="ru-RU"/>
-        </w:rPr>
-        <w:t>:</w:t>
+      </w:pPr>
+      <w:r>
+        <w:rPr>
+          <w:rFonts w:ascii="Arial" w:hAnsi="Arial" w:cs="Arial"/>
+          <w:b/>
+          <w:bCs/>
+          <w:lang w:val="ru-RU"/>
+        </w:rPr>
+        <w:t>Алгоритм сортировки:</w:t>
       </w:r>
     </w:p>
     <w:p>
       <w:pPr>
+        <w:spacing w:line="360" w:lineRule="auto"/>
         <w:rPr>
           <w:rFonts w:ascii="Arial" w:hAnsi="Arial" w:cs="Arial"/>
           <w:lang w:val="ru-RU"/>
@@ -846,6 +795,7 @@
     </w:p>
     <w:p>
       <w:pPr>
+        <w:spacing w:line="360" w:lineRule="auto"/>
         <w:rPr>
           <w:rFonts w:ascii="Arial" w:hAnsi="Arial" w:cs="Arial"/>
           <w:lang w:val="ru-RU"/>
@@ -880,6 +830,7 @@
           <w:ilvl w:val="0"/>
           <w:numId w:val="3"/>
         </w:numPr>
+        <w:spacing w:line="360" w:lineRule="auto"/>
         <w:rPr>
           <w:rFonts w:ascii="Arial" w:hAnsi="Arial" w:cs="Arial"/>
           <w:lang w:val="ru-RU"/>
@@ -891,6 +842,13 @@
           <w:lang w:val="ru-RU"/>
         </w:rPr>
         <w:t>Каждому элементу назначается ранг (в соотвествии с Правилом порядка, введеным пользователем)</w:t>
+      </w:r>
+      <w:r>
+        <w:rPr>
+          <w:rFonts w:ascii="Arial" w:hAnsi="Arial" w:cs="Arial"/>
+          <w:lang w:val="ru-RU"/>
+        </w:rPr>
+        <w:t>:</w:t>
       </w:r>
       <w:r>
         <w:rPr>
@@ -912,6 +870,7 @@
     <w:p>
       <w:pPr>
         <w:pStyle w:val="ListParagraph"/>
+        <w:spacing w:line="360" w:lineRule="auto"/>
         <w:rPr>
           <w:rFonts w:ascii="Arial" w:hAnsi="Arial" w:cs="Arial"/>
           <w:lang w:val="ru-RU"/>
@@ -932,6 +891,7 @@
           <w:ilvl w:val="0"/>
           <w:numId w:val="3"/>
         </w:numPr>
+        <w:spacing w:line="360" w:lineRule="auto"/>
         <w:rPr>
           <w:rFonts w:ascii="Arial" w:hAnsi="Arial" w:cs="Arial"/>
           <w:lang w:val="ru-RU"/>
@@ -952,6 +912,7 @@
           <w:ilvl w:val="0"/>
           <w:numId w:val="3"/>
         </w:numPr>
+        <w:spacing w:line="360" w:lineRule="auto"/>
         <w:rPr>
           <w:rFonts w:ascii="Arial" w:hAnsi="Arial" w:cs="Arial"/>
           <w:lang w:val="ru-RU"/>
@@ -969,29 +930,31 @@
           <w:rFonts w:ascii="Arial" w:hAnsi="Arial" w:cs="Arial"/>
           <w:lang w:val="ru-RU"/>
         </w:rPr>
-        <w:t xml:space="preserve">, </w:t>
-      </w:r>
-      <w:r>
-        <w:rPr>
-          <w:rFonts w:ascii="Arial" w:hAnsi="Arial" w:cs="Arial"/>
-          <w:lang w:val="ru-RU"/>
-        </w:rPr>
-        <w:t>из входной последовательности</w:t>
+        <w:t>, из входной последовательности</w:t>
+      </w:r>
+      <w:r>
+        <w:rPr>
+          <w:rFonts w:ascii="Arial" w:hAnsi="Arial" w:cs="Arial"/>
+          <w:lang w:val="ru-RU"/>
+        </w:rPr>
+        <w:t>:</w:t>
       </w:r>
     </w:p>
     <w:p>
       <w:pPr>
         <w:pStyle w:val="ListParagraph"/>
-        <w:rPr>
-          <w:rFonts w:ascii="Arial" w:hAnsi="Arial" w:cs="Arial"/>
-          <w:lang w:val="ru-RU"/>
-        </w:rPr>
-      </w:pPr>
-      <w:r>
-        <w:rPr>
-          <w:rFonts w:ascii="Arial" w:hAnsi="Arial" w:cs="Arial"/>
-          <w:lang w:val="ru-RU"/>
-        </w:rPr>
+        <w:spacing w:line="360" w:lineRule="auto"/>
+        <w:rPr>
+          <w:rFonts w:ascii="Arial" w:hAnsi="Arial" w:cs="Arial"/>
+          <w:lang w:val="ru-RU"/>
+        </w:rPr>
+      </w:pPr>
+      <w:r>
+        <w:rPr>
+          <w:rFonts w:ascii="Arial" w:hAnsi="Arial" w:cs="Arial"/>
+          <w:lang w:val="ru-RU"/>
+        </w:rPr>
+        <w:lastRenderedPageBreak/>
         <w:t>Ранг 1</w:t>
       </w:r>
       <w:r>
@@ -1036,6 +999,7 @@
     <w:p>
       <w:pPr>
         <w:pStyle w:val="ListParagraph"/>
+        <w:spacing w:line="360" w:lineRule="auto"/>
         <w:rPr>
           <w:rFonts w:ascii="Arial" w:hAnsi="Arial" w:cs="Arial"/>
           <w:lang w:val="ru-RU"/>
@@ -1063,15 +1027,6 @@
         <w:tab/>
         <w:t>З З З З З</w:t>
       </w:r>
-    </w:p>
-    <w:p>
-      <w:pPr>
-        <w:pStyle w:val="ListParagraph"/>
-        <w:rPr>
-          <w:rFonts w:ascii="Arial" w:hAnsi="Arial" w:cs="Arial"/>
-          <w:lang w:val="ru-RU"/>
-        </w:rPr>
-      </w:pPr>
     </w:p>
     <w:p>
       <w:pPr>
@@ -1080,6 +1035,7 @@
           <w:ilvl w:val="0"/>
           <w:numId w:val="3"/>
         </w:numPr>
+        <w:spacing w:line="360" w:lineRule="auto"/>
         <w:rPr>
           <w:rFonts w:ascii="Arial" w:hAnsi="Arial" w:cs="Arial"/>
           <w:lang w:val="ru-RU"/>
@@ -1091,54 +1047,35 @@
           <w:lang w:val="ru-RU"/>
         </w:rPr>
         <w:t>Располагаем элементы по возрастанию ранга, результат</w:t>
+      </w:r>
+      <w:r>
+        <w:rPr>
+          <w:rFonts w:ascii="Arial" w:hAnsi="Arial" w:cs="Arial"/>
+          <w:lang w:val="ru-RU"/>
+        </w:rPr>
+        <w:t>:</w:t>
       </w:r>
     </w:p>
     <w:p>
       <w:pPr>
         <w:pStyle w:val="ListParagraph"/>
-        <w:rPr>
-          <w:rFonts w:ascii="Arial" w:hAnsi="Arial" w:cs="Arial"/>
-          <w:lang w:val="ru-RU"/>
-        </w:rPr>
-      </w:pPr>
-      <w:r>
-        <w:rPr>
-          <w:rFonts w:ascii="Arial" w:hAnsi="Arial" w:cs="Arial"/>
-          <w:lang w:val="ru-RU"/>
-        </w:rPr>
-        <w:t>З З З З З</w:t>
-      </w:r>
-      <w:r>
-        <w:rPr>
-          <w:rFonts w:ascii="Arial" w:hAnsi="Arial" w:cs="Arial"/>
-          <w:lang w:val="ru-RU"/>
-        </w:rPr>
-        <w:t xml:space="preserve"> </w:t>
-      </w:r>
-      <w:r>
-        <w:rPr>
-          <w:rFonts w:ascii="Arial" w:hAnsi="Arial" w:cs="Arial"/>
-          <w:lang w:val="ru-RU"/>
-        </w:rPr>
-        <w:t>К К</w:t>
-      </w:r>
-      <w:r>
-        <w:rPr>
-          <w:rFonts w:ascii="Arial" w:hAnsi="Arial" w:cs="Arial"/>
-          <w:lang w:val="ru-RU"/>
-        </w:rPr>
-        <w:t xml:space="preserve"> </w:t>
-      </w:r>
-      <w:r>
-        <w:rPr>
-          <w:rFonts w:ascii="Arial" w:hAnsi="Arial" w:cs="Arial"/>
-          <w:lang w:val="ru-RU"/>
-        </w:rPr>
-        <w:t>С С С</w:t>
+        <w:spacing w:line="360" w:lineRule="auto"/>
+        <w:rPr>
+          <w:rFonts w:ascii="Arial" w:hAnsi="Arial" w:cs="Arial"/>
+          <w:lang w:val="ru-RU"/>
+        </w:rPr>
+      </w:pPr>
+      <w:r>
+        <w:rPr>
+          <w:rFonts w:ascii="Arial" w:hAnsi="Arial" w:cs="Arial"/>
+          <w:lang w:val="ru-RU"/>
+        </w:rPr>
+        <w:t>З З З З З К К С С С</w:t>
       </w:r>
     </w:p>
     <w:p>
       <w:pPr>
+        <w:spacing w:before="120" w:after="120" w:line="360" w:lineRule="auto"/>
         <w:rPr>
           <w:rFonts w:ascii="Arial" w:hAnsi="Arial" w:cs="Arial"/>
           <w:b/>
@@ -1165,100 +1102,94 @@
     </w:p>
     <w:p>
       <w:pPr>
-        <w:rPr>
-          <w:rFonts w:ascii="Arial" w:hAnsi="Arial" w:cs="Arial"/>
-          <w:lang w:val="ru-RU"/>
-        </w:rPr>
-      </w:pPr>
+        <w:spacing w:line="360" w:lineRule="auto"/>
+        <w:rPr>
+          <w:rFonts w:ascii="Arial" w:hAnsi="Arial" w:cs="Arial"/>
+          <w:lang w:val="ru-RU"/>
+        </w:rPr>
+      </w:pPr>
+      <w:r>
+        <w:rPr>
+          <w:rFonts w:ascii="Arial" w:hAnsi="Arial" w:cs="Arial"/>
+          <w:lang w:val="ru-RU"/>
+        </w:rPr>
+        <w:t xml:space="preserve">Сопроводительные документы: тест- план и тест кейсы. Тест план не очень подробный, </w:t>
+      </w:r>
+      <w:r>
+        <w:rPr>
+          <w:rFonts w:ascii="Arial" w:hAnsi="Arial" w:cs="Arial"/>
+          <w:lang w:val="ru-RU"/>
+        </w:rPr>
+        <w:t xml:space="preserve">содержит </w:t>
+      </w:r>
+      <w:r>
+        <w:rPr>
+          <w:rFonts w:ascii="Arial" w:hAnsi="Arial" w:cs="Arial"/>
+          <w:lang w:val="ru-RU"/>
+        </w:rPr>
+        <w:t>основные аспекты. Сделан упор на тест-кейсы.</w:t>
+      </w:r>
     </w:p>
     <w:p>
       <w:pPr>
-        <w:rPr>
-          <w:rFonts w:ascii="Arial" w:hAnsi="Arial" w:cs="Arial"/>
-          <w:lang w:val="ru-RU"/>
-        </w:rPr>
-      </w:pPr>
-      <w:r>
-        <w:rPr>
-          <w:rFonts w:ascii="Arial" w:hAnsi="Arial" w:cs="Arial"/>
-          <w:lang w:val="ru-RU"/>
-        </w:rPr>
-        <w:lastRenderedPageBreak/>
-        <w:t xml:space="preserve">Сопроводительные документы: тест- план и тест кейсы. Тест план не очень подробный, </w:t>
-      </w:r>
-      <w:r>
-        <w:rPr>
-          <w:rFonts w:ascii="Arial" w:hAnsi="Arial" w:cs="Arial"/>
-          <w:lang w:val="ru-RU"/>
-        </w:rPr>
-        <w:t xml:space="preserve">содержит </w:t>
-      </w:r>
-      <w:r>
-        <w:rPr>
-          <w:rFonts w:ascii="Arial" w:hAnsi="Arial" w:cs="Arial"/>
-          <w:lang w:val="ru-RU"/>
-        </w:rPr>
-        <w:t>основные аспекты. Сделан упор на тест-кейсы.</w:t>
+        <w:spacing w:line="360" w:lineRule="auto"/>
+        <w:rPr>
+          <w:rFonts w:ascii="Arial" w:hAnsi="Arial" w:cs="Arial"/>
+          <w:lang w:val="ru-RU"/>
+        </w:rPr>
+      </w:pPr>
+      <w:r>
+        <w:rPr>
+          <w:rFonts w:ascii="Arial" w:hAnsi="Arial" w:cs="Arial"/>
+          <w:lang w:val="ru-RU"/>
+        </w:rPr>
+        <w:t xml:space="preserve">Часть авто-тестов пересекается с проверками юнит тестов. Здесь я условилась, что не </w:t>
+      </w:r>
+      <w:r>
+        <w:rPr>
+          <w:rFonts w:ascii="Arial" w:hAnsi="Arial" w:cs="Arial"/>
+          <w:lang w:val="ru-RU"/>
+        </w:rPr>
+        <w:t xml:space="preserve">знаю о </w:t>
+      </w:r>
+      <w:r>
+        <w:rPr>
+          <w:rFonts w:ascii="Arial" w:hAnsi="Arial" w:cs="Arial"/>
+          <w:lang w:val="ru-RU"/>
+        </w:rPr>
+        <w:t>качеств</w:t>
+      </w:r>
+      <w:r>
+        <w:rPr>
+          <w:rFonts w:ascii="Arial" w:hAnsi="Arial" w:cs="Arial"/>
+          <w:lang w:val="ru-RU"/>
+        </w:rPr>
+        <w:t>е</w:t>
+      </w:r>
+      <w:r>
+        <w:rPr>
+          <w:rFonts w:ascii="Arial" w:hAnsi="Arial" w:cs="Arial"/>
+          <w:lang w:val="ru-RU"/>
+        </w:rPr>
+        <w:t xml:space="preserve"> написанных юнит-тестов и поэтому проверяю функционал и с точни зрения </w:t>
+      </w:r>
+      <w:r>
+        <w:rPr>
+          <w:rFonts w:ascii="Arial" w:hAnsi="Arial" w:cs="Arial"/>
+        </w:rPr>
+        <w:t>QA</w:t>
+      </w:r>
+      <w:r>
+        <w:rPr>
+          <w:rFonts w:ascii="Arial" w:hAnsi="Arial" w:cs="Arial"/>
+          <w:lang w:val="ru-RU"/>
+        </w:rPr>
+        <w:t>, а не программиста.</w:t>
       </w:r>
     </w:p>
     <w:p>
       <w:pPr>
-        <w:rPr>
-          <w:rFonts w:ascii="Arial" w:hAnsi="Arial" w:cs="Arial"/>
-          <w:lang w:val="ru-RU"/>
-        </w:rPr>
-      </w:pPr>
-      <w:r>
-        <w:rPr>
-          <w:rFonts w:ascii="Arial" w:hAnsi="Arial" w:cs="Arial"/>
-          <w:lang w:val="ru-RU"/>
-        </w:rPr>
-        <w:t xml:space="preserve">Часть авто-тестов пересекается с проверками юнит тестов. Здесь я условилась, что не </w:t>
-      </w:r>
-      <w:r>
-        <w:rPr>
-          <w:rFonts w:ascii="Arial" w:hAnsi="Arial" w:cs="Arial"/>
-          <w:lang w:val="ru-RU"/>
-        </w:rPr>
-        <w:t xml:space="preserve">знаю о </w:t>
-      </w:r>
-      <w:r>
-        <w:rPr>
-          <w:rFonts w:ascii="Arial" w:hAnsi="Arial" w:cs="Arial"/>
-          <w:lang w:val="ru-RU"/>
-        </w:rPr>
-        <w:t>качеств</w:t>
-      </w:r>
-      <w:r>
-        <w:rPr>
-          <w:rFonts w:ascii="Arial" w:hAnsi="Arial" w:cs="Arial"/>
-          <w:lang w:val="ru-RU"/>
-        </w:rPr>
-        <w:t>е</w:t>
-      </w:r>
-      <w:r>
-        <w:rPr>
-          <w:rFonts w:ascii="Arial" w:hAnsi="Arial" w:cs="Arial"/>
-          <w:lang w:val="ru-RU"/>
-        </w:rPr>
-        <w:t xml:space="preserve"> написанных юнит-тестов и поэтому проверяю функционал и с точни зрения </w:t>
-      </w:r>
-      <w:r>
-        <w:rPr>
-          <w:rFonts w:ascii="Arial" w:hAnsi="Arial" w:cs="Arial"/>
-        </w:rPr>
-        <w:t>QA</w:t>
-      </w:r>
-      <w:r>
-        <w:rPr>
-          <w:rFonts w:ascii="Arial" w:hAnsi="Arial" w:cs="Arial"/>
-          <w:lang w:val="ru-RU"/>
-        </w:rPr>
-        <w:t>, а не программиста.</w:t>
-      </w:r>
-    </w:p>
-    <w:p>
-      <w:pPr>
+        <w:spacing w:line="360" w:lineRule="auto"/>
         <w:rPr>
           <w:rFonts w:ascii="Arial" w:hAnsi="Arial" w:cs="Arial"/>
           <w:lang w:val="ru-RU"/>
@@ -1279,6 +1210,7 @@
           <w:ilvl w:val="0"/>
           <w:numId w:val="2"/>
         </w:numPr>
+        <w:spacing w:line="360" w:lineRule="auto"/>
         <w:rPr>
           <w:rFonts w:ascii="Arial" w:hAnsi="Arial" w:cs="Arial"/>
           <w:lang w:val="ru-RU"/>
@@ -1312,6 +1244,7 @@
           <w:ilvl w:val="0"/>
           <w:numId w:val="2"/>
         </w:numPr>
+        <w:spacing w:line="360" w:lineRule="auto"/>
         <w:rPr>
           <w:rFonts w:ascii="Arial" w:hAnsi="Arial" w:cs="Arial"/>
         </w:rPr>
@@ -1332,6 +1265,7 @@
     </w:p>
     <w:p>
       <w:pPr>
+        <w:spacing w:line="360" w:lineRule="auto"/>
         <w:rPr>
           <w:rFonts w:ascii="Arial" w:hAnsi="Arial" w:cs="Arial"/>
           <w:lang w:val="ru-RU"/>
@@ -1364,23 +1298,7 @@
             <w:rFonts w:ascii="Arial" w:hAnsi="Arial" w:cs="Arial"/>
             <w:lang w:val="ru-RU"/>
           </w:rPr>
-          <w:t>ссы</w:t>
-        </w:r>
-        <w:r>
-          <w:rPr>
-            <w:rStyle w:val="Hyperlink"/>
-            <w:rFonts w:ascii="Arial" w:hAnsi="Arial" w:cs="Arial"/>
-            <w:lang w:val="ru-RU"/>
-          </w:rPr>
-          <w:t>л</w:t>
-        </w:r>
-        <w:r>
-          <w:rPr>
-            <w:rStyle w:val="Hyperlink"/>
-            <w:rFonts w:ascii="Arial" w:hAnsi="Arial" w:cs="Arial"/>
-            <w:lang w:val="ru-RU"/>
-          </w:rPr>
-          <w:t>ке</w:t>
+          <w:t>ссылке</w:t>
         </w:r>
       </w:hyperlink>
       <w:r>
@@ -1393,6 +1311,7 @@
     </w:p>
     <w:p>
       <w:pPr>
+        <w:spacing w:line="360" w:lineRule="auto"/>
         <w:rPr>
           <w:rFonts w:ascii="Arial" w:hAnsi="Arial" w:cs="Arial"/>
         </w:rPr>
@@ -2456,6 +2375,7 @@
   <w:style w:type="character" w:default="1" w:styleId="DefaultParagraphFont">
     <w:name w:val="Default Paragraph Font"/>
     <w:uiPriority w:val="1"/>
+    <w:semiHidden/>
     <w:unhideWhenUsed/>
   </w:style>
   <w:style w:type="table" w:default="1" w:styleId="TableNormal">
